--- a/Graduation_Thesis_Draft.docx
+++ b/Graduation_Thesis_Draft.docx
@@ -924,7 +924,7 @@
         <w:jc w:val="right"/>
       </w:pPr>
       <w:r>
-        <w:t>2.4.2 أنظمة التشغيل المستخدمة في المشروع (Windows وLinux)</w:t>
+        <w:t>2.4.2 نظام التشغيل المستخدم في المشروع (Kali Linux)</w:t>
       </w:r>
     </w:p>
     <w:p>
@@ -933,25 +933,7 @@
         <w:jc w:val="right"/>
       </w:pPr>
       <w:r>
-        <w:t>في هذا المشروع تم الاعتماد على نظامي تشغيل مختلفين:</w:t>
-      </w:r>
-    </w:p>
-    <w:p>
-      <w:pPr>
-        <w:bidi w:val="1"/>
-        <w:jc w:val="right"/>
-      </w:pPr>
-      <w:r>
-        <w:t>• Windows: يُستخدم كنظام تشغيل أساسي لتطوير واجهة المستخدم وإدارة المشروع، حيث يوفر بيئة مريحة لتطوير الويب باستخدام VS Code.</w:t>
-      </w:r>
-    </w:p>
-    <w:p>
-      <w:pPr>
-        <w:bidi w:val="1"/>
-        <w:jc w:val="right"/>
-      </w:pPr>
-      <w:r>
-        <w:t>• Linux (Kali Linux): يُستخدم كنظام متخصص في الأمن السيبراني لتشغيل أدوات مثل Nmap وSQLmap وFFUF بسبب قوته في التعامل مع الشبكات واستقراره [10].</w:t>
+        <w:t>في هذا المشروع، تم الاعتماد بشكل حصري على نظام التشغيل Kali Linux كبيئة تقنية متكاملة. يعود هذا الاختيار إلى الطبيعة المتخصصة للنظام الذي يوفر دعماً أصيلاً (Native Support) لكافة أدوات الفحص المستخدمة في المنصة، مما يقلل من تعقيدات التوافقية ويسمح بالوصول المباشر إلى موارد الشبكة اللازمة لإجراء عمليات المسح والتحليل بدقة عالية [10].</w:t>
       </w:r>
     </w:p>
     <w:p>
@@ -961,7 +943,7 @@
         <w:jc w:val="right"/>
       </w:pPr>
       <w:r>
-        <w:t>2.5.1 بيئات العمل (Development &amp; Execution Environments)</w:t>
+        <w:t>2.5.1 بيئة العمل الموحدة (Unified Environment)</w:t>
       </w:r>
     </w:p>
     <w:p>
@@ -970,16 +952,7 @@
         <w:jc w:val="right"/>
       </w:pPr>
       <w:r>
-        <w:t>1. بيئة التطوير (Windows): حيث يتم كتابة كود الواجهة الأمامية، كود الخادم (FastAPI)، وإدارة الكود.</w:t>
-      </w:r>
-    </w:p>
-    <w:p>
-      <w:pPr>
-        <w:bidi w:val="1"/>
-        <w:jc w:val="right"/>
-      </w:pPr>
-      <w:r>
-        <w:t>2. بيئة التنفيذ والفحص (Kali Linux): حيث يتم تنفيذ أدوات فحص الثغرات، إجراء المسح الفعلي، وجمع النتائج الخام.</w:t>
+        <w:t>تم دمج مرحلتي التطوير والتنفيذ ضمن بيئة عمل واحدة تعتمد على Kali Linux. هذا الدمج يضمن التوافق التام بين الخادم (Backend) وأدوات الفحص الأمنية، ويسهل عملية إدارة الموارد وتتبع العمليات الخلفية أثناء عمليات المسح الفعلي.</w:t>
       </w:r>
     </w:p>
     <w:p>

--- a/Graduation_Thesis_Draft.docx
+++ b/Graduation_Thesis_Draft.docx
@@ -943,7 +943,7 @@
         <w:jc w:val="right"/>
       </w:pPr>
       <w:r>
-        <w:t>2.5.1 بيئة العمل الموحدة (Unified Environment)</w:t>
+        <w:t>2.5.1 بيئة العمل الموحدة (Development &amp; Execution Environment)</w:t>
       </w:r>
     </w:p>
     <w:p>
@@ -952,7 +952,7 @@
         <w:jc w:val="right"/>
       </w:pPr>
       <w:r>
-        <w:t>تم دمج مرحلتي التطوير والتنفيذ ضمن بيئة عمل واحدة تعتمد على Kali Linux. هذا الدمج يضمن التوافق التام بين الخادم (Backend) وأدوات الفحص الأمنية، ويسهل عملية إدارة الموارد وتتبع العمليات الخلفية أثناء عمليات المسح الفعلي.</w:t>
+        <w:t>تم تبني منهجية بيئة العمل الموحدة في هذا المشروع، حيث تم دمج مرحلتي التطوير والتنفيذ بالكامل داخل نظام Kali Linux. تهدف هذه المنهجية إلى ضمان التزامن التام بين برمجيات الخادم (FastAPI) وأدوات اختبار الاختراق، مما يلغي مخاطر التباين بين بيئات البرمجة وبيئات الفحص الفعلي. تتيح هذه البيئة الموحدة للمطور إجراء اختبارات فورية للكود البرمجي في ذات البيئة التي ستستضيف العمليات الأمنية الثقيلة، مما يعزز من استقرار النظام ودقة جمع النتائج [10].</w:t>
       </w:r>
     </w:p>
     <w:p>

--- a/Graduation_Thesis_Draft.docx
+++ b/Graduation_Thesis_Draft.docx
@@ -943,7 +943,7 @@
         <w:jc w:val="right"/>
       </w:pPr>
       <w:r>
-        <w:t>2.5.1 بيئة العمل الموحدة (Development &amp; Execution Environment)</w:t>
+        <w:t>2.5.1 بيئة المختبر الأمني الموحدة (Unified Security Lab Environment)</w:t>
       </w:r>
     </w:p>
     <w:p>
@@ -952,7 +952,7 @@
         <w:jc w:val="right"/>
       </w:pPr>
       <w:r>
-        <w:t>تم تبني منهجية بيئة العمل الموحدة في هذا المشروع، حيث تم دمج مرحلتي التطوير والتنفيذ بالكامل داخل نظام Kali Linux. تهدف هذه المنهجية إلى ضمان التزامن التام بين برمجيات الخادم (FastAPI) وأدوات اختبار الاختراق، مما يلغي مخاطر التباين بين بيئات البرمجة وبيئات الفحص الفعلي. تتيح هذه البيئة الموحدة للمطور إجراء اختبارات فورية للكود البرمجي في ذات البيئة التي ستستضيف العمليات الأمنية الثقيلة، مما يعزز من استقرار النظام ودقة جمع النتائج [10].</w:t>
+        <w:t>تعتمد استراتيجية تنفيذ هذا المشروع على مفهوم "المختبر الأمني الموحد" باستخدام نظام Kali Linux كبيئة تطوير وتنفيذ شاملة. بدلاً من توزيع المكونات على أنظمة تشغيل مختلفة، تم دمج أدوات التطوير (مثل VS Code ومترجمات Python) مع أدوات الفحص الأمنية في بيئة واحدة. هذا النهج يقلل بشكل كبير من احتمالية حدوث أخطاء ناتجة عن عدم توافق المكتبات البرمجية أو اختلاف إصدارات بروتوكولات الشبكة بين بيئة البرمجة وبيئة الفحص الفعلي. كما تتيح هذه البيئة الموحدة تحكماً كاملاً في موارد النظام، مما يسهل عملية أتمتة الأدوات (Automation) وضمان استقرار التواصل بين الخادم (FastAPI) والمكونات البرمجية للأدوات الأمنية الثقيلة [10].</w:t>
       </w:r>
     </w:p>
     <w:p>
@@ -962,7 +962,7 @@
         <w:jc w:val="right"/>
       </w:pPr>
       <w:r>
-        <w:t>2.5.2 واجهة برمجة التطبيقات (API / ABI)</w:t>
+        <w:t>2.5.2 التكامل الهيكلي: واجهات البرمجة API والتفاعل التنفيذي ABI</w:t>
       </w:r>
     </w:p>
     <w:p>
@@ -971,7 +971,25 @@
         <w:jc w:val="right"/>
       </w:pPr>
       <w:r>
-        <w:t>واجهة برمجة التطبيقات (API) هي الوسيط الذي يسمح للتطبيقات بالتواصل فيما بينها (يربط الواجهة بالخادم الخلفي). أما ABI فهي مسؤولة عن طريقة تفاعل البرامج على المستوى التنفيذي لتشغيل الأدوات من النظام.</w:t>
+        <w:t>يعتمد النظام في تواصله الداخلي والخارجي على طبقتين من التكامل:</w:t>
+      </w:r>
+    </w:p>
+    <w:p>
+      <w:pPr>
+        <w:bidi w:val="1"/>
+        <w:jc w:val="right"/>
+      </w:pPr>
+      <w:r>
+        <w:t>1. واجهة برمجة التطبيقات (API): تمثل الطبقة العلوية من التواصل، حيث يتم استخدام بروتوكول REST API لتبادل البيانات بصيغة JSON بين الواجهة الأمامية (React) والخادم الخلفي (FastAPI). تسمح هذه الواجهة بإدارة الجلسات، طلب بدء الفحوصات، وعرض النتائج المستخرجة من قاعدة البيانات بشكل منظم.</w:t>
+      </w:r>
+    </w:p>
+    <w:p>
+      <w:pPr>
+        <w:bidi w:val="1"/>
+        <w:jc w:val="right"/>
+      </w:pPr>
+      <w:r>
+        <w:t>2. واجهة التفاعل التنفيذي (System-level ABI Integration): تمثل الطبقة العميقة من النظام، حيث يتعامل الخادم الخلفي مباشرة مع واجهة التطبيق الثنائية للنظام (ABI) لاستدعاء أدوات الفحص (مثل Nmap و SQLmap) كعمليات فرعية (Subprocesses). في هذا المستوى، يتم استغلال استقرار نظام Linux في إدارة الذاكرة والصلاحيات لضمان تشغيل الأدوات بأقصى كفاءة، والتقاط مخرجاتها الخام (Stdout/Stderr) لتحويلها لاحقاً إلى بيانات مهيكلة عبر خوارزميات الذكاء الأمني في المنصة [3].</w:t>
       </w:r>
     </w:p>
     <w:p>

--- a/Graduation_Thesis_Draft.docx
+++ b/Graduation_Thesis_Draft.docx
@@ -943,7 +943,7 @@
         <w:jc w:val="right"/>
       </w:pPr>
       <w:r>
-        <w:t>2.5.1 بيئة المختبر الأمني الموحدة (Unified Security Lab Environment)</w:t>
+        <w:t>2.5.1 أتمتة الفحص وإدارة الموارد في بيئة Kali Linux</w:t>
       </w:r>
     </w:p>
     <w:p>
@@ -952,7 +952,7 @@
         <w:jc w:val="right"/>
       </w:pPr>
       <w:r>
-        <w:t>تعتمد استراتيجية تنفيذ هذا المشروع على مفهوم "المختبر الأمني الموحد" باستخدام نظام Kali Linux كبيئة تطوير وتنفيذ شاملة. بدلاً من توزيع المكونات على أنظمة تشغيل مختلفة، تم دمج أدوات التطوير (مثل VS Code ومترجمات Python) مع أدوات الفحص الأمنية في بيئة واحدة. هذا النهج يقلل بشكل كبير من احتمالية حدوث أخطاء ناتجة عن عدم توافق المكتبات البرمجية أو اختلاف إصدارات بروتوكولات الشبكة بين بيئة البرمجة وبيئة الفحص الفعلي. كما تتيح هذه البيئة الموحدة تحكماً كاملاً في موارد النظام، مما يسهل عملية أتمتة الأدوات (Automation) وضمان استقرار التواصل بين الخادم (FastAPI) والمكونات البرمجية للأدوات الأمنية الثقيلة [10].</w:t>
+        <w:t>تم استغلال نظام Kali Linux كمنصة تشغيلية قوية لإدارة وأتمتة دورة حياة فحص الثغرات. يعتمد المشروع على القدرات المتقدمة للنظام في التعامل مع سطر الأوامر (CLI) لتشغيل أدوات الفحص المتعددة بشكل متزامن. يتم استخدام الخادم الخلفي (FastAPI) كـ "أوركسترا" تقنية تقوم بإرسال أوامر التنفيذ المباشرة إلى نواة النظام، مما يسمح بتشغيل أدوات مثل Nmap و SQLmap بصلاحيات محددة، والتقاط تدفق البيانات الخام (Raw Data Streams) في الوقت الفعلي. تتيح هذه البيئة للنظام إدارة الموارد بكفاءة، حيث يتم التحكم في العمليات الخلفية (Processes)، ومراقبة استهلاك الذاكرة، وضمان استقرار التواصل بين طبقات التطبيق البرمجية والأدوات الأمنية التي تتطلب وصولاً منخفض المستوى (Low-level access) إلى بروتوكولات الشبكة، مما يضمن دقة عالية في استخراج النتائج وتحليلها [10].</w:t>
       </w:r>
     </w:p>
     <w:p>

--- a/Graduation_Thesis_Draft.docx
+++ b/Graduation_Thesis_Draft.docx
@@ -943,7 +943,7 @@
         <w:jc w:val="right"/>
       </w:pPr>
       <w:r>
-        <w:t>2.5.1 أتمتة الفحص وإدارة الموارد في بيئة Kali Linux</w:t>
+        <w:t>2.5.1 أتمتة الفحص والتوافقية التشغيلية في بيئة Kali Linux</w:t>
       </w:r>
     </w:p>
     <w:p>
@@ -952,7 +952,7 @@
         <w:jc w:val="right"/>
       </w:pPr>
       <w:r>
-        <w:t>تم استغلال نظام Kali Linux كمنصة تشغيلية قوية لإدارة وأتمتة دورة حياة فحص الثغرات. يعتمد المشروع على القدرات المتقدمة للنظام في التعامل مع سطر الأوامر (CLI) لتشغيل أدوات الفحص المتعددة بشكل متزامن. يتم استخدام الخادم الخلفي (FastAPI) كـ "أوركسترا" تقنية تقوم بإرسال أوامر التنفيذ المباشرة إلى نواة النظام، مما يسمح بتشغيل أدوات مثل Nmap و SQLmap بصلاحيات محددة، والتقاط تدفق البيانات الخام (Raw Data Streams) في الوقت الفعلي. تتيح هذه البيئة للنظام إدارة الموارد بكفاءة، حيث يتم التحكم في العمليات الخلفية (Processes)، ومراقبة استهلاك الذاكرة، وضمان استقرار التواصل بين طبقات التطبيق البرمجية والأدوات الأمنية التي تتطلب وصولاً منخفض المستوى (Low-level access) إلى بروتوكولات الشبكة، مما يضمن دقة عالية في استخراج النتائج وتحليلها [10].</w:t>
+        <w:t>تم استغلال نظام Kali Linux كمنصة تشغيلية قوية لإدارة وأتمتة دورة حياة فحص الثغرات. يعتمد المشروع على القدرات المتقدمة للنظام في التعامل مع سطر الأوامر (CLI) لتشغيل أدوات الفحص المتعددة بشكل متزامن. يتم استخدام الخادم الخلفي (FastAPI) كمحرك أتمتة يقوم بمعالجة أوامر التنفيذ بذكاء؛ حيث يقوم النظام بفحص مستوى صلاحيات المستخدم الحالي وتعديل معايير تشغيل الأدوات تلقائياً لضمان التوافقية (على سبيل المثال، التحويل التلقائي بين أنواع فحص Nmap بناءً على توفر صلاحيات الـ Root). تتيح هذه البيئة للنظام إدارة العمليات الخلفية (Processes) بكفاءة، والتقاط تدفق البيانات الخام في الوقت الفعلي، وضمان استقرار التواصل بين طبقات التطبيق البرمجية والأدوات الأمنية التي تتطلب وصولاً منخفض المستوى (Low-level access) إلى بروتوكولات الشبكة، مما يضمن دقة عالية في استخراج النتائج وتحليلها [10].</w:t>
       </w:r>
     </w:p>
     <w:p>

--- a/Graduation_Thesis_Draft.docx
+++ b/Graduation_Thesis_Draft.docx
@@ -601,7 +601,7 @@
         <w:jc w:val="right"/>
       </w:pPr>
       <w:r>
-        <w:t>2.4.1 أنظمة التشغيل ودورها في اكتشاف ثغرات الويب</w:t>
+        <w:t>2.3 أنظمة التشغيل ودورها في اكتشاف ثغرات الويب</w:t>
       </w:r>
     </w:p>
     <w:p>
@@ -924,7 +924,7 @@
         <w:jc w:val="right"/>
       </w:pPr>
       <w:r>
-        <w:t>2.4.2 نظام التشغيل المستخدم في المشروع (Kali Linux)</w:t>
+        <w:t>2.3.1 نظام التشغيل المستخدم في المشروع (Kali Linux)</w:t>
       </w:r>
     </w:p>
     <w:p>
@@ -943,7 +943,7 @@
         <w:jc w:val="right"/>
       </w:pPr>
       <w:r>
-        <w:t>2.5.1 أتمتة الفحص والتوافقية التشغيلية في بيئة Kali Linux</w:t>
+        <w:t>2.4 أتمتة الفحص والتوافقية التشغيلية في بيئة Kali Linux</w:t>
       </w:r>
     </w:p>
     <w:p>
@@ -962,7 +962,7 @@
         <w:jc w:val="right"/>
       </w:pPr>
       <w:r>
-        <w:t>2.5.2 التكامل الهيكلي: واجهات البرمجة API والتفاعل التنفيذي ABI</w:t>
+        <w:t>2.5 التكامل الهيكلي: واجهات البرمجة API والتفاعل التنفيذي ABI</w:t>
       </w:r>
     </w:p>
     <w:p>

--- a/Graduation_Thesis_Draft.docx
+++ b/Graduation_Thesis_Draft.docx
@@ -109,11 +109,12 @@
     </w:p>
     <w:p>
       <w:pPr>
+        <w:pStyle w:val="Heading2"/>
         <w:bidi w:val="1"/>
         <w:jc w:val="right"/>
       </w:pPr>
       <w:r>
-        <w:t>• السرية: تعني حماية المعلومات من الوصول غير المصرح به.</w:t>
+        <w:t>1.5.1 السرية (Confidentiality)</w:t>
       </w:r>
     </w:p>
     <w:p>
@@ -122,7 +123,17 @@
         <w:jc w:val="right"/>
       </w:pPr>
       <w:r>
-        <w:t>• السلامة: تعني الحفاظ على دقة واكتمال المعلومات.</w:t>
+        <w:t>تعني حماية المعلومات من الوصول غير المصرح به، مما يضمن بقاء البيانات الحساسة متاحة فقط للأفراد المخولين.</w:t>
+      </w:r>
+    </w:p>
+    <w:p>
+      <w:pPr>
+        <w:pStyle w:val="Heading2"/>
+        <w:bidi w:val="1"/>
+        <w:jc w:val="right"/>
+      </w:pPr>
+      <w:r>
+        <w:t>1.5.2 السلامة (Integrity)</w:t>
       </w:r>
     </w:p>
     <w:p>
@@ -131,7 +142,26 @@
         <w:jc w:val="right"/>
       </w:pPr>
       <w:r>
-        <w:t>• التوافر: تعني ضمان أن تكون المعلومات والأنظمة متاحة عند الحاجة إليها.</w:t>
+        <w:t>تعني الحفاظ على دقة واكتمال المعلومات، ومنع أي تعديل غير مصرح به على البيانات أثناء تخزينها أو نقلها.</w:t>
+      </w:r>
+    </w:p>
+    <w:p>
+      <w:pPr>
+        <w:pStyle w:val="Heading2"/>
+        <w:bidi w:val="1"/>
+        <w:jc w:val="right"/>
+      </w:pPr>
+      <w:r>
+        <w:t>1.5.3 التوافر (Availability)</w:t>
+      </w:r>
+    </w:p>
+    <w:p>
+      <w:pPr>
+        <w:bidi w:val="1"/>
+        <w:jc w:val="right"/>
+      </w:pPr>
+      <w:r>
+        <w:t>تعني ضمان أن تكون المعلومات والأنظمة متاحة وسهلة الوصول عند الحاجة إليها من قبل المستخدمين المخولين.</w:t>
       </w:r>
     </w:p>
     <w:p>

--- a/Graduation_Thesis_Draft.docx
+++ b/Graduation_Thesis_Draft.docx
@@ -982,7 +982,7 @@
         <w:jc w:val="right"/>
       </w:pPr>
       <w:r>
-        <w:t>تم استغلال نظام Kali Linux كمنصة تشغيلية قوية لإدارة وأتمتة دورة حياة فحص الثغرات. يعتمد المشروع على القدرات المتقدمة للنظام في التعامل مع سطر الأوامر (CLI) لتشغيل أدوات الفحص المتعددة بشكل متزامن. يتم استخدام الخادم الخلفي (FastAPI) كمحرك أتمتة يقوم بمعالجة أوامر التنفيذ بذكاء؛ حيث يقوم النظام بفحص مستوى صلاحيات المستخدم الحالي وتعديل معايير تشغيل الأدوات تلقائياً لضمان التوافقية (على سبيل المثال، التحويل التلقائي بين أنواع فحص Nmap بناءً على توفر صلاحيات الـ Root). تتيح هذه البيئة للنظام إدارة العمليات الخلفية (Processes) بكفاءة، والتقاط تدفق البيانات الخام في الوقت الفعلي، وضمان استقرار التواصل بين طبقات التطبيق البرمجية والأدوات الأمنية التي تتطلب وصولاً منخفض المستوى (Low-level access) إلى بروتوكولات الشبكة، مما يضمن دقة عالية في استخراج النتائج وتحليلها [10].</w:t>
+        <w:t>تم استغلال نظام Kali Linux كمنصة تشغيلية قوية لإدارة وأتمتة دورة حياة فحص الثغرات بشكل كامل ومستقل (Autonomous Scanning). يعتمد المشروع على القدرات المتقدمة للنظام في التعامل مع سطر الأوامر (CLI) لتشغيل أدوات الفحص المتعددة بشكل متزامن دون الحاجة لتدخل المستخدم في التفاصيل التقنية الدقيقة. يتم استخدام الخادم الخلفي (FastAPI) كمحرك أتمتة ذكي يقوم بضبط معايير التشغيل (Scanning Profiles) تلقائياً؛ حيث يقوم النظام بفحص مستوى صلاحيات المستخدم الحالي وتكييف الأداة بناءً عليها (على سبيل المثال، اختيار الفحص الأنسب في Nmap برمجياً لضمان النجاح). تتيح هذه البيئة الموحدة للنظام إدارة العمليات الخلفية بكفاءة، والتقاط مخرجات الأدوات في الوقت الفعلي، مما يضمن توازناً دقيقاً بين سرعة الفحص وعمق التحليل الأمني دون تحميل المستخدم عبء الاختيارات التقنية المعقدة [10].</w:t>
       </w:r>
     </w:p>
     <w:p>

--- a/Graduation_Thesis_Draft.docx
+++ b/Graduation_Thesis_Draft.docx
@@ -982,7 +982,7 @@
         <w:jc w:val="right"/>
       </w:pPr>
       <w:r>
-        <w:t>تم استغلال نظام Kali Linux كمنصة تشغيلية قوية لإدارة وأتمتة دورة حياة فحص الثغرات بشكل كامل ومستقل (Autonomous Scanning). يعتمد المشروع على القدرات المتقدمة للنظام في التعامل مع سطر الأوامر (CLI) لتشغيل أدوات الفحص المتعددة بشكل متزامن دون الحاجة لتدخل المستخدم في التفاصيل التقنية الدقيقة. يتم استخدام الخادم الخلفي (FastAPI) كمحرك أتمتة ذكي يقوم بضبط معايير التشغيل (Scanning Profiles) تلقائياً؛ حيث يقوم النظام بفحص مستوى صلاحيات المستخدم الحالي وتكييف الأداة بناءً عليها (على سبيل المثال، اختيار الفحص الأنسب في Nmap برمجياً لضمان النجاح). تتيح هذه البيئة الموحدة للنظام إدارة العمليات الخلفية بكفاءة، والتقاط مخرجات الأدوات في الوقت الفعلي، مما يضمن توازناً دقيقاً بين سرعة الفحص وعمق التحليل الأمني دون تحميل المستخدم عبء الاختيارات التقنية المعقدة [10].</w:t>
+        <w:t>تم استغلال نظام Kali Linux كمنصة تشغيلية قوية لإدارة وأتمتة دورة حياة فحص الثغرات بشكل كامل ومستقل (Autonomous Scanning). يعتمد المشروع على القدرات المتقدمة للنظام في التعامل مع سطر الأوامر (CLI) لتشغيل أدوات الفحص المتعددة بشكل متزامن دون الحاجة لتدخل المستخدم في التفاصيل التقنية الدقيقة. يتم استخدام الخادم الخلفي (FastAPI) كـ "أوركسترا" تقنية تقوم بإرسال أوامر التنفيذ المباشرة إلى نواة النظام، مما يسمح بتشغيل أدوات مثل Nmap و SQLmap مع ضمان التوافقية البرمجية مع الصلاحيات المتاحة، والتقاط تدفق البيانات الخام (Raw Data Streams) في الوقت الفعلي. تتيح هذه البيئة للنظام إدارة الموارد بكفاءة، حيث يتم التحكم في العمليات الخلفية (Processes)، ومراقبة استهلاك الذاكرة، وضمان استقرار التواصل بين طبقات التطبيق البرمجية والأدوات الأمنية التي تتطلب وصولاً منخفض المستوى (Low-level access) إلى بروتوكولات الشبكة، مما يضمن دقة عالية في استخراج النتائج وتحليلها [10].</w:t>
       </w:r>
     </w:p>
     <w:p>
@@ -1020,6 +1020,694 @@
       </w:pPr>
       <w:r>
         <w:t>2. واجهة التفاعل التنفيذي (System-level ABI Integration): تمثل الطبقة العميقة من النظام، حيث يتعامل الخادم الخلفي مباشرة مع واجهة التطبيق الثنائية للنظام (ABI) لاستدعاء أدوات الفحص (مثل Nmap و SQLmap) كعمليات فرعية (Subprocesses). في هذا المستوى، يتم استغلال استقرار نظام Linux في إدارة الذاكرة والصلاحيات لضمان تشغيل الأدوات بأقصى كفاءة، والتقاط مخرجاتها الخام (Stdout/Stderr) لتحويلها لاحقاً إلى بيانات مهيكلة عبر خوارزميات الذكاء الأمني في المنصة [3].</w:t>
+      </w:r>
+    </w:p>
+    <w:p>
+      <w:r>
+        <w:br w:type="page"/>
+      </w:r>
+    </w:p>
+    <w:p>
+      <w:pPr>
+        <w:pStyle w:val="Title"/>
+        <w:bidi w:val="1"/>
+        <w:jc w:val="right"/>
+      </w:pPr>
+      <w:r>
+        <w:t>الفصل الثالث: الإطار النظري والدراسات السابقة والمنهجية التقنية</w:t>
+      </w:r>
+    </w:p>
+    <w:p>
+      <w:pPr>
+        <w:pStyle w:val="Heading1"/>
+        <w:bidi w:val="1"/>
+        <w:jc w:val="right"/>
+      </w:pPr>
+      <w:r>
+        <w:t>3.1 الدراسات السابقة والمراجعة النقدية</w:t>
+      </w:r>
+    </w:p>
+    <w:p>
+      <w:pPr>
+        <w:bidi w:val="1"/>
+        <w:jc w:val="right"/>
+      </w:pPr>
+      <w:r>
+        <w:t>3.1.1 تطور منهجية الاكتشاف: من المسح الأحادي إلى استراتيجية الهجوم المتعدد</w:t>
+      </w:r>
+    </w:p>
+    <w:p>
+      <w:pPr>
+        <w:bidi w:val="1"/>
+        <w:jc w:val="right"/>
+      </w:pPr>
+      <w:r>
+        <w:t>بينما اعتمدت الدراسة المرجعية لزيدان (2018) على أداة مسح آلي واحدة (Vega)، فإن هذا البحث يتبنى استراتيجية منهجية متعددة الأدوات تحاكي سلسلة هجوم حقيقية (Cyber Kill Chain) [11]. لا يقتصر هذا التطور على زيادة عدد الأدوات، بل يتمثل في الانتقال من الفحص النمطي إلى نهج استطلاع وتعداد وتحليل متكامل.</w:t>
+      </w:r>
+    </w:p>
+    <w:p>
+      <w:pPr>
+        <w:bidi w:val="1"/>
+        <w:jc w:val="right"/>
+      </w:pPr>
+      <w:r>
+        <w:t>3.1.2 التفسير والتوسع في نتائج الدراسات السابقة: لماذا تسيطر ثغرات تسريب المعلومات؟</w:t>
+      </w:r>
+    </w:p>
+    <w:p>
+      <w:pPr>
+        <w:bidi w:val="1"/>
+        <w:jc w:val="right"/>
+      </w:pPr>
+      <w:r>
+        <w:t>تكشف نتائج الدراسة المرجعية أن 54% من الثغرات كانت من نوع تسريب المعلومات (Information Disclosure). يشير تحليلنا إلى أن هذه النسبة المرتفعة هي نتيجة لسهولة اكتشاف هذا النوع بواسطة أدوات التعداد (مثل FFUF) [12]. يمتد هذا البحث ليبين أن هذه الثغرات تشكل الخطوة الأولى في سلسلة هجوم متقدمة.</w:t>
+      </w:r>
+    </w:p>
+    <w:p>
+      <w:pPr>
+        <w:bidi w:val="1"/>
+        <w:jc w:val="right"/>
+      </w:pPr>
+      <w:r>
+        <w:t>3.1.3 تحدي القيود والتوصية بتصنيف أدق للخطورة</w:t>
+      </w:r>
+    </w:p>
+    <w:p>
+      <w:pPr>
+        <w:bidi w:val="1"/>
+        <w:jc w:val="right"/>
+      </w:pPr>
+      <w:r>
+        <w:t>يتحدى هذا البحث كفاية التصنيف العام (منخفض/عالي) ويقترح دمج تصنيف CVSS المعياري [13]. يسمح هذا النهج بترتيب أولويات للإصلاح يعكس التأثير العملي الحقيقي.</w:t>
+      </w:r>
+    </w:p>
+    <w:p>
+      <w:pPr>
+        <w:pStyle w:val="Heading1"/>
+        <w:bidi w:val="1"/>
+        <w:jc w:val="right"/>
+      </w:pPr>
+      <w:r>
+        <w:t>3.2 المفاهيم الأساسية للثغرات الأمنية</w:t>
+      </w:r>
+    </w:p>
+    <w:p>
+      <w:pPr>
+        <w:bidi w:val="1"/>
+        <w:jc w:val="right"/>
+      </w:pPr>
+      <w:r>
+        <w:t>3.2.1 ماهية الثغرات الأمنية</w:t>
+      </w:r>
+    </w:p>
+    <w:p>
+      <w:pPr>
+        <w:bidi w:val="1"/>
+        <w:jc w:val="right"/>
+      </w:pPr>
+      <w:r>
+        <w:t>الثغرة الأمنية (Vulnerability) هي نقطة ضعف في النظام يمكن استغلالها لانتهاك سياسات الأمان [14]. تحدث بسبب أخطاء في التصميم (Design Flaws) أو أخطاء في التطوير (Implementation Flaws).</w:t>
+      </w:r>
+    </w:p>
+    <w:p>
+      <w:pPr>
+        <w:bidi w:val="1"/>
+        <w:jc w:val="right"/>
+      </w:pPr>
+      <w:r>
+        <w:t>3.2.2 أهداف استغلال الثغرات</w:t>
+      </w:r>
+    </w:p>
+    <w:p>
+      <w:pPr>
+        <w:bidi w:val="1"/>
+        <w:jc w:val="right"/>
+      </w:pPr>
+      <w:r>
+        <w:t>يستغل المهاجمون الثغرات لأهداف تشمل: الوصول غير المصرح به، تصعيد الصلاحيات (Privilege Escalation)، وتعطيل الخدمة (DoS).</w:t>
+      </w:r>
+    </w:p>
+    <w:p>
+      <w:pPr>
+        <w:bidi w:val="1"/>
+        <w:jc w:val="right"/>
+      </w:pPr>
+      <w:r>
+        <w:t>3.2.3 أنواع الثغرات</w:t>
+      </w:r>
+    </w:p>
+    <w:p>
+      <w:pPr>
+        <w:bidi w:val="1"/>
+        <w:jc w:val="right"/>
+      </w:pPr>
+      <w:r>
+        <w:t>أولاً: حسب السياق (تطبيقات ويب، شبكات، أنظمة تشغيل، ثغرات المنطق Logic Flaws). ثانياً: حسب نوع الخطأ (التحقق من الإدخال، التحكم في الوصول، إدارة المصادر).</w:t>
+      </w:r>
+    </w:p>
+    <w:p>
+      <w:pPr>
+        <w:pStyle w:val="Heading1"/>
+        <w:bidi w:val="1"/>
+        <w:jc w:val="right"/>
+      </w:pPr>
+      <w:r>
+        <w:t>3.3 أدوات اكتشاف وتقييم الثغرات</w:t>
+      </w:r>
+    </w:p>
+    <w:p>
+      <w:pPr>
+        <w:bidi w:val="1"/>
+        <w:jc w:val="right"/>
+      </w:pPr>
+      <w:r>
+        <w:t>3.3.1 تعريف أدوات التقييم</w:t>
+      </w:r>
+    </w:p>
+    <w:p>
+      <w:pPr>
+        <w:bidi w:val="1"/>
+        <w:jc w:val="right"/>
+      </w:pPr>
+      <w:r>
+        <w:t>هي برمجيات آلية مصممة لتحديد وتصنيف نقاط الضعف عبر محاكاة أساليب المهاجمين [6].</w:t>
+      </w:r>
+    </w:p>
+    <w:p>
+      <w:pPr>
+        <w:bidi w:val="1"/>
+        <w:jc w:val="right"/>
+      </w:pPr>
+      <w:r>
+        <w:t>3.3.2 تصنيف الأدوات</w:t>
+      </w:r>
+    </w:p>
+    <w:p>
+      <w:pPr>
+        <w:bidi w:val="1"/>
+        <w:jc w:val="right"/>
+      </w:pPr>
+      <w:r>
+        <w:t>تشمل: ماسحات المنافذ، ماسحات التطبيقات (DAST)، أدوات التعداد، وأدوات الاستغلال.</w:t>
+      </w:r>
+    </w:p>
+    <w:p>
+      <w:pPr>
+        <w:bidi w:val="1"/>
+        <w:jc w:val="right"/>
+      </w:pPr>
+      <w:r>
+        <w:t>3.3.3 الأدوات المستخدمة في المشروع</w:t>
+      </w:r>
+    </w:p>
+    <w:p>
+      <w:pPr>
+        <w:bidi w:val="1"/>
+        <w:jc w:val="right"/>
+      </w:pPr>
+      <w:r>
+        <w:t>• Nmap: لاستطلاع الشبكة واكتشاف الخدمات [4]. • SQLmap: لأتمتة كشف حقن SQL [5]. • Nikto: لفحص خوادم الويب [7]. • FFUF: للتعداد السريع واكتشاف المحتوى المخفي [8].</w:t>
+      </w:r>
+    </w:p>
+    <w:p>
+      <w:pPr>
+        <w:bidi w:val="1"/>
+        <w:jc w:val="right"/>
+      </w:pPr>
+      <w:r>
+        <w:t>جدول: مقارنة الأدوات المستخدمة في المنصة</w:t>
+      </w:r>
+    </w:p>
+    <w:tbl>
+      <w:tblPr>
+        <w:tblStyle w:val="TableGrid"/>
+        <w:tblW w:type="auto" w:w="0"/>
+        <w:tblLook w:firstColumn="1" w:firstRow="1" w:lastColumn="0" w:lastRow="0" w:noHBand="0" w:noVBand="1" w:val="04A0"/>
+        <w:bidiVisual/>
+      </w:tblPr>
+      <w:tblGrid>
+        <w:gridCol w:w="2160"/>
+        <w:gridCol w:w="2160"/>
+        <w:gridCol w:w="2160"/>
+        <w:gridCol w:w="2160"/>
+      </w:tblGrid>
+      <w:tr>
+        <w:tc>
+          <w:tcPr>
+            <w:tcW w:type="dxa" w:w="2160"/>
+          </w:tcPr>
+          <w:p>
+            <w:pPr>
+              <w:bidi w:val="1"/>
+              <w:jc w:val="right"/>
+            </w:pPr>
+            <w:r>
+              <w:t>الأداة</w:t>
+            </w:r>
+          </w:p>
+        </w:tc>
+        <w:tc>
+          <w:tcPr>
+            <w:tcW w:type="dxa" w:w="2160"/>
+          </w:tcPr>
+          <w:p>
+            <w:pPr>
+              <w:bidi w:val="1"/>
+              <w:jc w:val="right"/>
+            </w:pPr>
+            <w:r>
+              <w:t>الثغرات المستهدفة</w:t>
+            </w:r>
+          </w:p>
+        </w:tc>
+        <w:tc>
+          <w:tcPr>
+            <w:tcW w:type="dxa" w:w="2160"/>
+          </w:tcPr>
+          <w:p>
+            <w:pPr>
+              <w:bidi w:val="1"/>
+              <w:jc w:val="right"/>
+            </w:pPr>
+            <w:r>
+              <w:t>آلية الكشف</w:t>
+            </w:r>
+          </w:p>
+        </w:tc>
+        <w:tc>
+          <w:tcPr>
+            <w:tcW w:type="dxa" w:w="2160"/>
+          </w:tcPr>
+          <w:p>
+            <w:pPr>
+              <w:bidi w:val="1"/>
+              <w:jc w:val="right"/>
+            </w:pPr>
+            <w:r>
+              <w:t>تقدير الخطورة</w:t>
+            </w:r>
+          </w:p>
+        </w:tc>
+      </w:tr>
+      <w:tr>
+        <w:tc>
+          <w:tcPr>
+            <w:tcW w:type="dxa" w:w="2160"/>
+          </w:tcPr>
+          <w:p>
+            <w:pPr>
+              <w:bidi w:val="1"/>
+              <w:jc w:val="right"/>
+            </w:pPr>
+            <w:r>
+              <w:t>Nmap</w:t>
+            </w:r>
+          </w:p>
+        </w:tc>
+        <w:tc>
+          <w:tcPr>
+            <w:tcW w:type="dxa" w:w="2160"/>
+          </w:tcPr>
+          <w:p>
+            <w:pPr>
+              <w:bidi w:val="1"/>
+              <w:jc w:val="right"/>
+            </w:pPr>
+            <w:r>
+              <w:t>خدمات غير مؤمنة، إصدارات قديمة</w:t>
+            </w:r>
+          </w:p>
+        </w:tc>
+        <w:tc>
+          <w:tcPr>
+            <w:tcW w:type="dxa" w:w="2160"/>
+          </w:tcPr>
+          <w:p>
+            <w:pPr>
+              <w:bidi w:val="1"/>
+              <w:jc w:val="right"/>
+            </w:pPr>
+            <w:r>
+              <w:t>فحص حزم نشط وسكربتات NSE</w:t>
+            </w:r>
+          </w:p>
+        </w:tc>
+        <w:tc>
+          <w:tcPr>
+            <w:tcW w:type="dxa" w:w="2160"/>
+          </w:tcPr>
+          <w:p>
+            <w:pPr>
+              <w:bidi w:val="1"/>
+              <w:jc w:val="right"/>
+            </w:pPr>
+            <w:r>
+              <w:t>متوسطة إلى عالية</w:t>
+            </w:r>
+          </w:p>
+        </w:tc>
+      </w:tr>
+      <w:tr>
+        <w:tc>
+          <w:tcPr>
+            <w:tcW w:type="dxa" w:w="2160"/>
+          </w:tcPr>
+          <w:p>
+            <w:pPr>
+              <w:bidi w:val="1"/>
+              <w:jc w:val="right"/>
+            </w:pPr>
+            <w:r>
+              <w:t>Sqlmap</w:t>
+            </w:r>
+          </w:p>
+        </w:tc>
+        <w:tc>
+          <w:tcPr>
+            <w:tcW w:type="dxa" w:w="2160"/>
+          </w:tcPr>
+          <w:p>
+            <w:pPr>
+              <w:bidi w:val="1"/>
+              <w:jc w:val="right"/>
+            </w:pPr>
+            <w:r>
+              <w:t>حقن SQL بأنواعه</w:t>
+            </w:r>
+          </w:p>
+        </w:tc>
+        <w:tc>
+          <w:tcPr>
+            <w:tcW w:type="dxa" w:w="2160"/>
+          </w:tcPr>
+          <w:p>
+            <w:pPr>
+              <w:bidi w:val="1"/>
+              <w:jc w:val="right"/>
+            </w:pPr>
+            <w:r>
+              <w:t>حقن Payloads ذكية ومراقبة الاستجابة</w:t>
+            </w:r>
+          </w:p>
+        </w:tc>
+        <w:tc>
+          <w:tcPr>
+            <w:tcW w:type="dxa" w:w="2160"/>
+          </w:tcPr>
+          <w:p>
+            <w:pPr>
+              <w:bidi w:val="1"/>
+              <w:jc w:val="right"/>
+            </w:pPr>
+            <w:r>
+              <w:t>عالية إلى حرجة</w:t>
+            </w:r>
+          </w:p>
+        </w:tc>
+      </w:tr>
+      <w:tr>
+        <w:tc>
+          <w:tcPr>
+            <w:tcW w:type="dxa" w:w="2160"/>
+          </w:tcPr>
+          <w:p>
+            <w:pPr>
+              <w:bidi w:val="1"/>
+              <w:jc w:val="right"/>
+            </w:pPr>
+            <w:r>
+              <w:t>Nikto</w:t>
+            </w:r>
+          </w:p>
+        </w:tc>
+        <w:tc>
+          <w:tcPr>
+            <w:tcW w:type="dxa" w:w="2160"/>
+          </w:tcPr>
+          <w:p>
+            <w:pPr>
+              <w:bidi w:val="1"/>
+              <w:jc w:val="right"/>
+            </w:pPr>
+            <w:r>
+              <w:t>ملفات إدارة مكشوفة، نسخ احتياطي</w:t>
+            </w:r>
+          </w:p>
+        </w:tc>
+        <w:tc>
+          <w:tcPr>
+            <w:tcW w:type="dxa" w:w="2160"/>
+          </w:tcPr>
+          <w:p>
+            <w:pPr>
+              <w:bidi w:val="1"/>
+              <w:jc w:val="right"/>
+            </w:pPr>
+            <w:r>
+              <w:t>فحص علامات (Signatures) خوادم الويب</w:t>
+            </w:r>
+          </w:p>
+        </w:tc>
+        <w:tc>
+          <w:tcPr>
+            <w:tcW w:type="dxa" w:w="2160"/>
+          </w:tcPr>
+          <w:p>
+            <w:pPr>
+              <w:bidi w:val="1"/>
+              <w:jc w:val="right"/>
+            </w:pPr>
+            <w:r>
+              <w:t>منخفضة إلى عالية</w:t>
+            </w:r>
+          </w:p>
+        </w:tc>
+      </w:tr>
+      <w:tr>
+        <w:tc>
+          <w:tcPr>
+            <w:tcW w:type="dxa" w:w="2160"/>
+          </w:tcPr>
+          <w:p>
+            <w:pPr>
+              <w:bidi w:val="1"/>
+              <w:jc w:val="right"/>
+            </w:pPr>
+            <w:r>
+              <w:t>Ffuf</w:t>
+            </w:r>
+          </w:p>
+        </w:tc>
+        <w:tc>
+          <w:tcPr>
+            <w:tcW w:type="dxa" w:w="2160"/>
+          </w:tcPr>
+          <w:p>
+            <w:pPr>
+              <w:bidi w:val="1"/>
+              <w:jc w:val="right"/>
+            </w:pPr>
+            <w:r>
+              <w:t>مسارات مخفية، نطاقات فرعية</w:t>
+            </w:r>
+          </w:p>
+        </w:tc>
+        <w:tc>
+          <w:tcPr>
+            <w:tcW w:type="dxa" w:w="2160"/>
+          </w:tcPr>
+          <w:p>
+            <w:pPr>
+              <w:bidi w:val="1"/>
+              <w:jc w:val="right"/>
+            </w:pPr>
+            <w:r>
+              <w:t>Fuzzing باستخدام قوائم كلمات</w:t>
+            </w:r>
+          </w:p>
+        </w:tc>
+        <w:tc>
+          <w:tcPr>
+            <w:tcW w:type="dxa" w:w="2160"/>
+          </w:tcPr>
+          <w:p>
+            <w:pPr>
+              <w:bidi w:val="1"/>
+              <w:jc w:val="right"/>
+            </w:pPr>
+            <w:r>
+              <w:t>منخفضة كبداية</w:t>
+            </w:r>
+          </w:p>
+        </w:tc>
+      </w:tr>
+    </w:tbl>
+    <w:p>
+      <w:pPr>
+        <w:pStyle w:val="Heading1"/>
+        <w:bidi w:val="1"/>
+        <w:jc w:val="right"/>
+      </w:pPr>
+      <w:r>
+        <w:t>3.4 منهجية الفحص والتحليل</w:t>
+      </w:r>
+    </w:p>
+    <w:p>
+      <w:pPr>
+        <w:bidi w:val="1"/>
+        <w:jc w:val="right"/>
+      </w:pPr>
+      <w:r>
+        <w:t>تعتمد المنصة منهجية منظمة تبدأ بجمع المعلومات (Nmap)، ثم تحليل الخادم (Nikto)، واكتشاف نقاط الإدخال (FFUF)، وصولاً للاختبار العميق (SQLmap).</w:t>
+      </w:r>
+    </w:p>
+    <w:p>
+      <w:pPr>
+        <w:pStyle w:val="Heading1"/>
+        <w:bidi w:val="1"/>
+        <w:jc w:val="right"/>
+      </w:pPr>
+      <w:r>
+        <w:t>3.5 تطوير وتحسين عمل أدوات الفحص</w:t>
+      </w:r>
+    </w:p>
+    <w:p>
+      <w:pPr>
+        <w:bidi w:val="1"/>
+        <w:jc w:val="right"/>
+      </w:pPr>
+      <w:r>
+        <w:t>تمت إعادة هندسة منطق عمل الأدوات عبر Wrappers مخصصة لإضافة ميزات: تعزيز الاستدلال (Heuristic) في SQLmap، المعايرة متعددة الأبعاد (Calibration) في FFUF لحل مشكلة Soft-404، والتوحيد القياسي (Normalization) في Nikto لتقليل الضجيج.</w:t>
+      </w:r>
+    </w:p>
+    <w:p>
+      <w:pPr>
+        <w:pStyle w:val="Heading2"/>
+        <w:bidi w:val="1"/>
+        <w:jc w:val="right"/>
+      </w:pPr>
+      <w:r>
+        <w:t>3.5.5 ميزة "التخفي الذكي" وتحسين الأداء</w:t>
+      </w:r>
+    </w:p>
+    <w:p>
+      <w:pPr>
+        <w:bidi w:val="1"/>
+        <w:jc w:val="right"/>
+      </w:pPr>
+      <w:r>
+        <w:t>يقوم النظام برمجياً بضبط معايير التخفي تلقائياً، مثل استخدام توقيتات مهذبة في Nmap، وإضافة تأخيرات عشوائية في SQLmap، وتدوير متصفحات المستخدم (User-Agents) لمحاكاة السلوك البشري.</w:t>
+      </w:r>
+    </w:p>
+    <w:p>
+      <w:pPr>
+        <w:pStyle w:val="Heading1"/>
+        <w:bidi w:val="1"/>
+        <w:jc w:val="right"/>
+      </w:pPr>
+      <w:r>
+        <w:t>3.6 تكامل الاستخبارات والنظام الهندسي</w:t>
+      </w:r>
+    </w:p>
+    <w:p>
+      <w:pPr>
+        <w:bidi w:val="1"/>
+        <w:jc w:val="right"/>
+      </w:pPr>
+      <w:r>
+        <w:t>3.6.1 معالجة المخرجات (Intelligence Pipeline)</w:t>
+      </w:r>
+    </w:p>
+    <w:p>
+      <w:pPr>
+        <w:bidi w:val="1"/>
+        <w:jc w:val="right"/>
+      </w:pPr>
+      <w:r>
+        <w:t>يعتمد النظام على مطابقة المخرجات مع قواعد بيانات NVD و Exploit-DB المحلية لربط الثغرات المكتشفة بمعرفات CVE وأكواد استغلال حقيقية.</w:t>
+      </w:r>
+    </w:p>
+    <w:p>
+      <w:pPr>
+        <w:pStyle w:val="Heading1"/>
+        <w:bidi w:val="1"/>
+        <w:jc w:val="right"/>
+      </w:pPr>
+      <w:r>
+        <w:t>3.7 هندسة واجهة المستخدم ودليل الصفحات</w:t>
+      </w:r>
+    </w:p>
+    <w:p>
+      <w:pPr>
+        <w:bidi w:val="1"/>
+        <w:jc w:val="right"/>
+      </w:pPr>
+      <w:r>
+        <w:t>1. Dashboard: عرض نبض الأمان والرسوم البيانية.</w:t>
+      </w:r>
+    </w:p>
+    <w:p>
+      <w:pPr>
+        <w:bidi w:val="1"/>
+        <w:jc w:val="right"/>
+      </w:pPr>
+      <w:r>
+        <w:t>2. New Scan: واجهة أتمتة عمليات الفحص.</w:t>
+      </w:r>
+    </w:p>
+    <w:p>
+      <w:pPr>
+        <w:bidi w:val="1"/>
+        <w:jc w:val="right"/>
+      </w:pPr>
+      <w:r>
+        <w:t>3. Scan Results: مراقبة حية للمخرجات التقنية.</w:t>
+      </w:r>
+    </w:p>
+    <w:p>
+      <w:pPr>
+        <w:bidi w:val="1"/>
+        <w:jc w:val="right"/>
+      </w:pPr>
+      <w:r>
+        <w:t>4. Vulnerabilities: إدارة الثغرات المربوطة بـ CVE.</w:t>
+      </w:r>
+    </w:p>
+    <w:p>
+      <w:pPr>
+        <w:bidi w:val="1"/>
+        <w:jc w:val="right"/>
+      </w:pPr>
+      <w:r>
+        <w:t>5. Attack Vector Mapping: تحليل متقدم لنواقل الهجوم وتأثير الـ CIA.</w:t>
+      </w:r>
+    </w:p>
+    <w:p>
+      <w:pPr>
+        <w:bidi w:val="1"/>
+        <w:jc w:val="right"/>
+      </w:pPr>
+      <w:r>
+        <w:t>6. Admin Panel: الرقابة الشاملة وإدارة المستخدمين والتقارير التنفيذية.</w:t>
+      </w:r>
+    </w:p>
+    <w:p>
+      <w:pPr>
+        <w:pStyle w:val="Heading1"/>
+        <w:bidi w:val="1"/>
+        <w:jc w:val="right"/>
+      </w:pPr>
+      <w:r>
+        <w:t>3.10 المتطلبات الوظيفية وغير الوظيفية</w:t>
+      </w:r>
+    </w:p>
+    <w:p>
+      <w:pPr>
+        <w:bidi w:val="1"/>
+        <w:jc w:val="right"/>
+      </w:pPr>
+      <w:r>
+        <w:t>وظيفياً: يدعم النظام RBAC مع تقارير تنفيذية حصرية للمسؤول، وإدارة كاملة لدورة حياة الفحص. غير وظيفياً: يضمن النظام عزل البيانات عبر RLS وزمن استجابة سريع تحت الضغط.</w:t>
       </w:r>
     </w:p>
     <w:p>
@@ -1110,6 +1798,38 @@
       </w:pPr>
       <w:r>
         <w:t>[10] Hertzog, R., et al. (2017). Kali Linux Revealed.</w:t>
+      </w:r>
+    </w:p>
+    <w:p>
+      <w:pPr>
+        <w:jc w:val="left"/>
+      </w:pPr>
+      <w:r>
+        <w:t>[11] Lockheed Martin (2015). The Cyber Kill Chain Framework.</w:t>
+      </w:r>
+    </w:p>
+    <w:p>
+      <w:pPr>
+        <w:jc w:val="left"/>
+      </w:pPr>
+      <w:r>
+        <w:t>[12] FFUF (2023). Fast Fuzzing Utility documentation.</w:t>
+      </w:r>
+    </w:p>
+    <w:p>
+      <w:pPr>
+        <w:jc w:val="left"/>
+      </w:pPr>
+      <w:r>
+        <w:t>[13] FIRST.org (2022). Common Vulnerability Scoring System (CVSS) v3.1 Specification.</w:t>
+      </w:r>
+    </w:p>
+    <w:p>
+      <w:pPr>
+        <w:jc w:val="left"/>
+      </w:pPr>
+      <w:r>
+        <w:t>[14] Mitre Corp. (2023). Common Vulnerabilities and Exposures (CVE) Catalog.</w:t>
       </w:r>
     </w:p>
     <w:sectPr>

--- a/Graduation_Thesis_Draft.docx
+++ b/Graduation_Thesis_Draft.docx
@@ -1698,7 +1698,17 @@
         <w:jc w:val="right"/>
       </w:pPr>
       <w:r>
-        <w:t>3.10 المتطلبات الوظيفية وغير الوظيفية</w:t>
+        <w:t>3.10 المتطلبات الوظيفية وغير الوظيفية للبحث</w:t>
+      </w:r>
+    </w:p>
+    <w:p>
+      <w:pPr>
+        <w:pStyle w:val="Heading2"/>
+        <w:bidi w:val="1"/>
+        <w:jc w:val="right"/>
+      </w:pPr>
+      <w:r>
+        <w:t>3.10.1 المتطلبات الوظيفية (Functional Requirements)</w:t>
       </w:r>
     </w:p>
     <w:p>
@@ -1707,7 +1717,107 @@
         <w:jc w:val="right"/>
       </w:pPr>
       <w:r>
-        <w:t>وظيفياً: يدعم النظام RBAC مع تقارير تنفيذية حصرية للمسؤول، وإدارة كاملة لدورة حياة الفحص. غير وظيفياً: يضمن النظام عزل البيانات عبر RLS وزمن استجابة سريع تحت الضغط.</w:t>
+        <w:t>• إدارة الأدوار (RBAC): توفير نظام دخول ثنائي (Admin/User) مع صلاحيات وصول معزولة.</w:t>
+      </w:r>
+    </w:p>
+    <w:p>
+      <w:pPr>
+        <w:bidi w:val="1"/>
+        <w:jc w:val="right"/>
+      </w:pPr>
+      <w:r>
+        <w:t>• التحكم في الفحص: الإدارة الكاملة لعمليات المسح (بدء، إيقاف مؤقت، استئناف، إلغاء).</w:t>
+      </w:r>
+    </w:p>
+    <w:p>
+      <w:pPr>
+        <w:bidi w:val="1"/>
+        <w:jc w:val="right"/>
+      </w:pPr>
+      <w:r>
+        <w:t>• الفحص المصادق: ميزة حقن الـ Auth Cookies لفحص المناطق المحمية في المواقع.</w:t>
+      </w:r>
+    </w:p>
+    <w:p>
+      <w:pPr>
+        <w:bidi w:val="1"/>
+        <w:jc w:val="right"/>
+      </w:pPr>
+      <w:r>
+        <w:t>• معالجة الاستخبارات: الربط الآلي بين مخرجات الأدوات وقواعد بيانات CVE و Exploit-DB.</w:t>
+      </w:r>
+    </w:p>
+    <w:p>
+      <w:pPr>
+        <w:bidi w:val="1"/>
+        <w:jc w:val="right"/>
+      </w:pPr>
+      <w:r>
+        <w:t>• نظام التقارير: توليد تقارير PDF تخصصية وملخصات تنفيذية للثغرات المكتشفة.</w:t>
+      </w:r>
+    </w:p>
+    <w:p>
+      <w:pPr>
+        <w:bidi w:val="1"/>
+        <w:jc w:val="right"/>
+      </w:pPr>
+      <w:r>
+        <w:t>• إدارة النظام: واجهة مسؤول لمراقبة صحة الـ API ومراجعة سجلات النظام (Logs).</w:t>
+      </w:r>
+    </w:p>
+    <w:p>
+      <w:pPr>
+        <w:pStyle w:val="Heading2"/>
+        <w:bidi w:val="1"/>
+        <w:jc w:val="right"/>
+      </w:pPr>
+      <w:r>
+        <w:t>3.10.2 المتطلبات غير الوظيفية (Non-Functional Requirements)</w:t>
+      </w:r>
+    </w:p>
+    <w:p>
+      <w:pPr>
+        <w:bidi w:val="1"/>
+        <w:jc w:val="right"/>
+      </w:pPr>
+      <w:r>
+        <w:t>• أمن البيانات: تطبيق سياسات RLS لضمان عزل البيانات على مستوى قاعدة البيانات.</w:t>
+      </w:r>
+    </w:p>
+    <w:p>
+      <w:pPr>
+        <w:bidi w:val="1"/>
+        <w:jc w:val="right"/>
+      </w:pPr>
+      <w:r>
+        <w:t>• الأداء: ضمان زمن استجابة للـ API لا يتجاوز 1.5 ثانية تحت ضغط العمليات.</w:t>
+      </w:r>
+    </w:p>
+    <w:p>
+      <w:pPr>
+        <w:bidi w:val="1"/>
+        <w:jc w:val="right"/>
+      </w:pPr>
+      <w:r>
+        <w:t>• القابلية للتوسع: تصميم بنية برمجية تسمح بإضافة خوادم فحص (Agents) جديدة بسهولة.</w:t>
+      </w:r>
+    </w:p>
+    <w:p>
+      <w:pPr>
+        <w:bidi w:val="1"/>
+        <w:jc w:val="right"/>
+      </w:pPr>
+      <w:r>
+        <w:t>• الموثوقية: قدرة النظام على استعادة حالة الفحوصات المتعثرة تلقائياً عند إعادة التشغيل.</w:t>
+      </w:r>
+    </w:p>
+    <w:p>
+      <w:pPr>
+        <w:bidi w:val="1"/>
+        <w:jc w:val="right"/>
+      </w:pPr>
+      <w:r>
+        <w:t>• تجربة المستخدم: واجهة تفاعلية تدعم الوضع الداكن وتوفر رسوم بيانية توضيحية (Donut Charts).</w:t>
       </w:r>
     </w:p>
     <w:p>

--- a/Graduation_Thesis_Draft.docx
+++ b/Graduation_Thesis_Draft.docx
@@ -1698,7 +1698,118 @@
         <w:jc w:val="right"/>
       </w:pPr>
       <w:r>
-        <w:t>3.10 المتطلبات الوظيفية وغير الوظيفية للبحث</w:t>
+        <w:t>3.8 تحليل مخطط حالات الاستخدام (Use Case Diagram)</w:t>
+      </w:r>
+    </w:p>
+    <w:p>
+      <w:pPr>
+        <w:bidi w:val="1"/>
+        <w:jc w:val="right"/>
+      </w:pPr>
+      <w:r>
+        <w:t>يمثل مخطط حالات الاستخدام حجر الزاوية في فهم التفاعلات الوظيفية للنظام، حيث يوضح الأدوار والمسؤوليات المنوطة بكل فئة من المستخدمين داخل بيئة إدارة الثغرات.</w:t>
+      </w:r>
+    </w:p>
+    <w:p>
+      <w:pPr>
+        <w:pStyle w:val="Heading2"/>
+        <w:bidi w:val="1"/>
+        <w:jc w:val="right"/>
+      </w:pPr>
+      <w:r>
+        <w:t>3.8.1 الفواعل (Actors)</w:t>
+      </w:r>
+    </w:p>
+    <w:p>
+      <w:pPr>
+        <w:bidi w:val="1"/>
+        <w:jc w:val="right"/>
+      </w:pPr>
+      <w:r>
+        <w:t>1. المستخدم (User): يمثل المختبر الأمني أو المستخدم العادي الذي يركز على المهام التشغيلية اليومية مثل بدء الفحوصات، متابعة النتائج، وتحليل نواقل الهجوم.</w:t>
+      </w:r>
+    </w:p>
+    <w:p>
+      <w:pPr>
+        <w:bidi w:val="1"/>
+        <w:jc w:val="right"/>
+      </w:pPr>
+      <w:r>
+        <w:t>2. المسؤول (Admin): يمتلك صلاحيات موسعة، ويلاحظ في المخطط وجود علاقة "تعميم" (Generalization) حيث يرث المسؤول كافة صلاحيات المستخدم العادي بالإضافة إلى مهامه الرقابية والإدارية الخاصة.</w:t>
+      </w:r>
+    </w:p>
+    <w:p>
+      <w:pPr>
+        <w:pStyle w:val="Heading2"/>
+        <w:bidi w:val="1"/>
+        <w:jc w:val="right"/>
+      </w:pPr>
+      <w:r>
+        <w:t>3.8.2 الأنظمة الفرعية والعمليات</w:t>
+      </w:r>
+    </w:p>
+    <w:p>
+      <w:pPr>
+        <w:bidi w:val="1"/>
+        <w:jc w:val="right"/>
+      </w:pPr>
+      <w:r>
+        <w:t>ينقسم النظام وظيفياً إلى عدة كتل أساسية:</w:t>
+      </w:r>
+    </w:p>
+    <w:p>
+      <w:pPr>
+        <w:bidi w:val="1"/>
+        <w:jc w:val="right"/>
+      </w:pPr>
+      <w:r>
+        <w:t>• لوحة التحكم والتحليل: تتيح للمستخدمين مراقبة الإحصائيات وتحليل "ناقل الهجوم" (Attack Vector) لفهم كيفية وصول المهاجم للثغرة.</w:t>
+      </w:r>
+    </w:p>
+    <w:p>
+      <w:pPr>
+        <w:bidi w:val="1"/>
+        <w:jc w:val="right"/>
+      </w:pPr>
+      <w:r>
+        <w:t>• إدارة النطاقات (Domains): تشمل عملية التحقق من الملكية عبر بروتوكول HTTP-01، مع وجود ميزة "تجاوز التحقق" للنطاقات الموثوقة كخيار متقدم.</w:t>
+      </w:r>
+    </w:p>
+    <w:p>
+      <w:pPr>
+        <w:bidi w:val="1"/>
+        <w:jc w:val="right"/>
+      </w:pPr>
+      <w:r>
+        <w:t>• عمليات الفحص (Scanning): هي القلب النابض للنظام، حيث تتضمن وظيفة "بدء فحص جديد" علاقة تضمين (Include) لاستخدام الأدوات الأمنية (Nmap, Nikto, etc)، مما يعني أن أي عملية فحص لا تكتمل إلا باستدعاء هذه الأدوات برمجياً.</w:t>
+      </w:r>
+    </w:p>
+    <w:p>
+      <w:pPr>
+        <w:bidi w:val="1"/>
+        <w:jc w:val="right"/>
+      </w:pPr>
+      <w:r>
+        <w:t>• التقارير والإدارة العليا: تقتصر هذه الكتلة غالباً على المسؤول، حيث تتيح تصدير التقارير التنفيذية الشاملة، ومراجعة سجلات النظام (System Logs) لضمان الشفافية، وإدارة قاعدة بيانات الثغرات (CVEs).</w:t>
+      </w:r>
+    </w:p>
+    <w:p>
+      <w:pPr>
+        <w:bidi w:val="1"/>
+        <w:jc w:val="right"/>
+      </w:pPr>
+      <w:r>
+        <w:t>• إدارة الحسابات والوصول: تضمن عمليات تسجيل الدخول الآمنة وإدارة الأدوار (Roles) والصلاحيات لضمان عزل البيانات (Data Isolation).</w:t>
+      </w:r>
+    </w:p>
+    <w:p>
+      <w:pPr>
+        <w:pStyle w:val="Heading1"/>
+        <w:bidi w:val="1"/>
+        <w:jc w:val="right"/>
+      </w:pPr>
+      <w:r>
+        <w:t>3.9 المتطلبات الوظيفية وغير الوظيفية للبحث</w:t>
       </w:r>
     </w:p>
     <w:p>

--- a/Graduation_Thesis_Draft.docx
+++ b/Graduation_Thesis_Draft.docx
@@ -1634,7 +1634,7 @@
         <w:jc w:val="right"/>
       </w:pPr>
       <w:r>
-        <w:t>3.7 هندسة واجهة المستخدم ودليل الصفحات</w:t>
+        <w:t>3.7 هندسة واجهة المستخدم ودليل الصفحات الشامل (UI/UX Guide)</w:t>
       </w:r>
     </w:p>
     <w:p>
@@ -1643,16 +1643,17 @@
         <w:jc w:val="right"/>
       </w:pPr>
       <w:r>
-        <w:t>1. Dashboard: عرض نبض الأمان والرسوم البيانية.</w:t>
+        <w:t>تم بناء واجهة المستخدم باستخدام إطار العمل React مع لغة TypeScript، مع التركيز على مبدأ "التفاعل في الوقت الفعلي" (Real-time Interactivity). تعتمد المنصة على مكتبة Tailwind CSS للتصميم المتجاوب، وTanStack Query لإدارة حالة البيانات والتزامن مع الخادم الخلفي.</w:t>
       </w:r>
     </w:p>
     <w:p>
       <w:pPr>
+        <w:pStyle w:val="Heading2"/>
         <w:bidi w:val="1"/>
         <w:jc w:val="right"/>
       </w:pPr>
       <w:r>
-        <w:t>2. New Scan: واجهة أتمتة عمليات الفحص.</w:t>
+        <w:t>1. واجهة تسجيل الدخول والوصول الآمن (Login &amp; Authentication):</w:t>
       </w:r>
     </w:p>
     <w:p>
@@ -1661,16 +1662,17 @@
         <w:jc w:val="right"/>
       </w:pPr>
       <w:r>
-        <w:t>3. Scan Results: مراقبة حية للمخرجات التقنية.</w:t>
+        <w:t>تعتبر بوابة العبور للنظام، حيث تعتمد على تقنيات Supabase Auth لإدارة الجلسات باستخدام بروتوكول JWT (JSON Web Tokens). توفر الواجهة نظام دخول ثنائي للمسؤولين والمستخدمين، مع ضمان تشفير البيانات الحساسة أثناء عملية المصادقة.</w:t>
       </w:r>
     </w:p>
     <w:p>
       <w:pPr>
+        <w:pStyle w:val="Heading2"/>
         <w:bidi w:val="1"/>
         <w:jc w:val="right"/>
       </w:pPr>
       <w:r>
-        <w:t>4. Vulnerabilities: إدارة الثغرات المربوطة بـ CVE.</w:t>
+        <w:t>2. لوحة المعلومات الرئيسية (Dashboard/Index):</w:t>
       </w:r>
     </w:p>
     <w:p>
@@ -1679,7 +1681,7 @@
         <w:jc w:val="right"/>
       </w:pPr>
       <w:r>
-        <w:t>5. Attack Vector Mapping: تحليل متقدم لنواقل الهجوم وتأثير الـ CIA.</w:t>
+        <w:t>تعتبر المركز العصبي للمنصة، حيث تعرض "نبض الأمان" (Security Pulse) عبر:</w:t>
       </w:r>
     </w:p>
     <w:p>
@@ -1688,7 +1690,329 @@
         <w:jc w:val="right"/>
       </w:pPr>
       <w:r>
-        <w:t>6. Admin Panel: الرقابة الشاملة وإدارة المستخدمين والتقارير التنفيذية.</w:t>
+        <w:t>• الرسوم البيانية الدائرية (Donut Charts): توضح توزيع المخاطر المكتشفة بناءً على تصنيف ExPRT.</w:t>
+      </w:r>
+    </w:p>
+    <w:p>
+      <w:pPr>
+        <w:bidi w:val="1"/>
+        <w:jc w:val="right"/>
+      </w:pPr>
+      <w:r>
+        <w:t>• ملخص الأصول الرقمية: جدول يعرض المواقع التي تم فحصها مع تقييم إجمالي لمستوى خطورة كل منها (Asset Criticality).</w:t>
+      </w:r>
+    </w:p>
+    <w:p>
+      <w:pPr>
+        <w:bidi w:val="1"/>
+        <w:jc w:val="right"/>
+      </w:pPr>
+      <w:r>
+        <w:t>• الربط اللحظي: تسمح للمستخدم بالنقر على أي قسم في الرسم البياني للانتقال مباشرة إلى النتائج المفصلة المفلترة حسب تلك الدرجة من الخطورة.</w:t>
+      </w:r>
+    </w:p>
+    <w:p>
+      <w:pPr>
+        <w:pStyle w:val="Heading2"/>
+        <w:bidi w:val="1"/>
+        <w:jc w:val="right"/>
+      </w:pPr>
+      <w:r>
+        <w:t>3. لوحة تحكم الثغرات المتقدمة (Vulnerability Dashboard):</w:t>
+      </w:r>
+    </w:p>
+    <w:p>
+      <w:pPr>
+        <w:bidi w:val="1"/>
+        <w:jc w:val="right"/>
+      </w:pPr>
+      <w:r>
+        <w:t>واجهة تحليلية معمقة تهدف لتوفير رؤية استراتيجية لمدراء الأمن السيبراني:</w:t>
+      </w:r>
+    </w:p>
+    <w:p>
+      <w:pPr>
+        <w:bidi w:val="1"/>
+        <w:jc w:val="right"/>
+      </w:pPr>
+      <w:r>
+        <w:t>• منحنى الاكتشاف التراكمي (Cumulative Discovery Trend): رسم بياني خطي يوضح إجمالي الثغرات الفريدة المكتشفة خلال 45 يوماً، مما يساعد في قياس فعالية عمليات الفحص الدورية.</w:t>
+      </w:r>
+    </w:p>
+    <w:p>
+      <w:pPr>
+        <w:bidi w:val="1"/>
+        <w:jc w:val="right"/>
+      </w:pPr>
+      <w:r>
+        <w:t>• عداد المخاطر (Risk Score Gauge): يقوم بحساب نتيجة رقمية (من 0 إلى 100) تعبر عن حالة الأمان الكلية، بناءً على معادلة رياضية تجمع بين درجة CVSS، توفر استغلال معلن (Exploitability)، وحساسية الأصل المستهدف.</w:t>
+      </w:r>
+    </w:p>
+    <w:p>
+      <w:pPr>
+        <w:bidi w:val="1"/>
+        <w:jc w:val="right"/>
+      </w:pPr>
+      <w:r>
+        <w:t>• جداول الامتثال (Remediation Compliance): تتبع حالة معالجة الثغرات (Open/Closed) وتقارنها بالأهداف الزمنية (SLA)، حيث يظهر النظام تنبيهات باللون الأحمر للثغرات التي تجاوزت المدة المسموحة للإصلاح.</w:t>
+      </w:r>
+    </w:p>
+    <w:p>
+      <w:pPr>
+        <w:pStyle w:val="Heading2"/>
+        <w:bidi w:val="1"/>
+        <w:jc w:val="right"/>
+      </w:pPr>
+      <w:r>
+        <w:t>4. واجهة الفحص الذكي (New Scan):</w:t>
+      </w:r>
+    </w:p>
+    <w:p>
+      <w:pPr>
+        <w:bidi w:val="1"/>
+        <w:jc w:val="right"/>
+      </w:pPr>
+      <w:r>
+        <w:t>توفر تحكماً دقيقاً في عملية اكتشاف الثغرات عبر:</w:t>
+      </w:r>
+    </w:p>
+    <w:p>
+      <w:pPr>
+        <w:bidi w:val="1"/>
+        <w:jc w:val="right"/>
+      </w:pPr>
+      <w:r>
+        <w:t>• نظام التحقق اللحظي من الملكية (Domain Verification): باستخدام تقنية Debouncing (600ms)، يقوم النظام تلقائياً بالتأكد من أن النطاق المستهدف مصرح به للمستخدم قبل السماح بالنقر على زر البدء.</w:t>
+      </w:r>
+    </w:p>
+    <w:p>
+      <w:pPr>
+        <w:bidi w:val="1"/>
+        <w:jc w:val="right"/>
+      </w:pPr>
+      <w:r>
+        <w:t>• مركز اختيار الأدوات (Tool Selection): واجهة تفاعلية تتيح تفعيل أدوات محددة (مثل Nmap, SQLmap, Nikto, FFUF) أو دمجها في فحص شامل، مع إمكانية إضافة أوصاف مخصصة لكل عملية فحص.</w:t>
+      </w:r>
+    </w:p>
+    <w:p>
+      <w:pPr>
+        <w:bidi w:val="1"/>
+        <w:jc w:val="right"/>
+      </w:pPr>
+      <w:r>
+        <w:t>• إقرارات الأمان الأخلاقي: تفرض على المستخدم الموافقة على سلسلة من التأكيدات القانونية لضمان استخدام المنصة في أغراض دفاعية وبترخيص رسمي.</w:t>
+      </w:r>
+    </w:p>
+    <w:p>
+      <w:pPr>
+        <w:pStyle w:val="Heading2"/>
+        <w:bidi w:val="1"/>
+        <w:jc w:val="right"/>
+      </w:pPr>
+      <w:r>
+        <w:t>5. شاشة مراقبة العمليات الحية (Scan Results):</w:t>
+      </w:r>
+    </w:p>
+    <w:p>
+      <w:pPr>
+        <w:bidi w:val="1"/>
+        <w:jc w:val="right"/>
+      </w:pPr>
+      <w:r>
+        <w:t>واجهة لمتابعة التقدم التقني في الوقت الفعلي:</w:t>
+      </w:r>
+    </w:p>
+    <w:p>
+      <w:pPr>
+        <w:bidi w:val="1"/>
+        <w:jc w:val="right"/>
+      </w:pPr>
+      <w:r>
+        <w:t>• الإدارة الديناميكية للعمليات: تتيح للمستخدم إيقاف الفحص مؤقتاً (Pause) أو استئنافه (Resume)، حيث يتم إرسال هذه الأوامر مباشرة إلى خادم FastAPI الذي يتحكم في العمليات الخلفية لنظام Kali Linux.</w:t>
+      </w:r>
+    </w:p>
+    <w:p>
+      <w:pPr>
+        <w:bidi w:val="1"/>
+        <w:jc w:val="right"/>
+      </w:pPr>
+      <w:r>
+        <w:t>• التحديث التلقائي (Auto-Polling): يقوم النظام بتحديث الحالة كل 5 ثوانٍ لجلب آخر النتائج المكتشفة وتدفق المخرجات الخام (Raw Output Streams).</w:t>
+      </w:r>
+    </w:p>
+    <w:p>
+      <w:pPr>
+        <w:bidi w:val="1"/>
+        <w:jc w:val="right"/>
+      </w:pPr>
+      <w:r>
+        <w:t>• عارض السجلات التقنية: نافذة برمجية تعرض مخرجات سطر الأوامر الفعلية، مما يمنح المختبر الأمني القدرة على رؤية التفاعلات الدقيقة بين الأداة والهدف.</w:t>
+      </w:r>
+    </w:p>
+    <w:p>
+      <w:pPr>
+        <w:pStyle w:val="Heading2"/>
+        <w:bidi w:val="1"/>
+        <w:jc w:val="right"/>
+      </w:pPr>
+      <w:r>
+        <w:t>6. إدارة سجل الثغرات الاستخباراتي (Vulnerabilities Tab):</w:t>
+      </w:r>
+    </w:p>
+    <w:p>
+      <w:pPr>
+        <w:bidi w:val="1"/>
+        <w:jc w:val="right"/>
+      </w:pPr>
+      <w:r>
+        <w:t>قاعدة بيانات مركزية تقوم بمعالجة النتائج الخام وتحويلها إلى معلومات قابلة للتنفيذ:</w:t>
+      </w:r>
+    </w:p>
+    <w:p>
+      <w:pPr>
+        <w:bidi w:val="1"/>
+        <w:jc w:val="right"/>
+      </w:pPr>
+      <w:r>
+        <w:t>• الربط بمعرفات CVE: يتم ربط كل ثغرة مكتشفة آلياً بقاعدة بيانات CVE و Exploit-DB لإظهار أكواد الاستغلال المتاحة.</w:t>
+      </w:r>
+    </w:p>
+    <w:p>
+      <w:pPr>
+        <w:bidi w:val="1"/>
+        <w:jc w:val="right"/>
+      </w:pPr>
+      <w:r>
+        <w:t>• التصفية والبحث المتقدم: إمكانية فرز الآلاف من النتائج حسب الموقع، الأداة، درجة الخطورة، أو نوع الثغرة (مثل SQL Injection).</w:t>
+      </w:r>
+    </w:p>
+    <w:p>
+      <w:pPr>
+        <w:bidi w:val="1"/>
+        <w:jc w:val="right"/>
+      </w:pPr>
+      <w:r>
+        <w:t>• الروابط العميقة (Deep Linking): توفر أيقونة "العين" انتقالاً مباشراً لصفحة النتائج لرؤية الدليل التقني (Proof of Concept) المرتبط بالثغرة.</w:t>
+      </w:r>
+    </w:p>
+    <w:p>
+      <w:pPr>
+        <w:pStyle w:val="Heading2"/>
+        <w:bidi w:val="1"/>
+        <w:jc w:val="right"/>
+      </w:pPr>
+      <w:r>
+        <w:t>7. صفحة تحليل ناقل الهجوم (Attack Vector Mapping):</w:t>
+      </w:r>
+    </w:p>
+    <w:p>
+      <w:pPr>
+        <w:bidi w:val="1"/>
+        <w:jc w:val="right"/>
+      </w:pPr>
+      <w:r>
+        <w:t>واجهة تخصصية لتحليل سياق الهجوم:</w:t>
+      </w:r>
+    </w:p>
+    <w:p>
+      <w:pPr>
+        <w:bidi w:val="1"/>
+        <w:jc w:val="right"/>
+      </w:pPr>
+      <w:r>
+        <w:t>• تحليل مكونات CVSS: توضح كيفية الوصول للثغرة (عبر الشبكة أو محلياً) والمتطلبات التقنية اللازمة (مثل صلاحيات المستخدم).</w:t>
+      </w:r>
+    </w:p>
+    <w:p>
+      <w:pPr>
+        <w:bidi w:val="1"/>
+        <w:jc w:val="right"/>
+      </w:pPr>
+      <w:r>
+        <w:t>• تأثير الـ CIA: رسم بياني يوضح مدى تأثير الثغرة على السرية (Confidentiality)، السلامة (Integrity)، والتوافر (Availability).</w:t>
+      </w:r>
+    </w:p>
+    <w:p>
+      <w:pPr>
+        <w:pStyle w:val="Heading2"/>
+        <w:bidi w:val="1"/>
+        <w:jc w:val="right"/>
+      </w:pPr>
+      <w:r>
+        <w:t>8. لوحة تحكم المسؤول والتقارير (Admin Panel &amp; Reports):</w:t>
+      </w:r>
+    </w:p>
+    <w:p>
+      <w:pPr>
+        <w:bidi w:val="1"/>
+        <w:jc w:val="right"/>
+      </w:pPr>
+      <w:r>
+        <w:t>واجهة الرقابة الشاملة وإصدار القرارات:</w:t>
+      </w:r>
+    </w:p>
+    <w:p>
+      <w:pPr>
+        <w:bidi w:val="1"/>
+        <w:jc w:val="right"/>
+      </w:pPr>
+      <w:r>
+        <w:t>• مراقبة سجلات النظام (System Logs): تتبع تحركات المستخدمين وعمليات الفحص لضمان الشفافية.</w:t>
+      </w:r>
+    </w:p>
+    <w:p>
+      <w:pPr>
+        <w:bidi w:val="1"/>
+        <w:jc w:val="right"/>
+      </w:pPr>
+      <w:r>
+        <w:t>• التقارير التنفيذية (Executive Summary): تتيح تصدير تقارير PDF احترافية تلخص حالة الأمان الإجمالية، وتحدد أهم 5 ثغرات حرجة تتطلب تدخلاً فورياً.</w:t>
+      </w:r>
+    </w:p>
+    <w:p>
+      <w:pPr>
+        <w:bidi w:val="1"/>
+        <w:jc w:val="right"/>
+      </w:pPr>
+      <w:r>
+        <w:t>• إدارة المستخدمين: التحكم في صلاحيات الوصول وإرسال دعوات التسجيل للمختبرين الجدد.</w:t>
+      </w:r>
+    </w:p>
+    <w:p>
+      <w:pPr>
+        <w:pStyle w:val="Heading2"/>
+        <w:bidi w:val="1"/>
+        <w:jc w:val="right"/>
+      </w:pPr>
+      <w:r>
+        <w:t>9. صفحة الإعدادات وإدارة النطاقات (Settings &amp; Domains):</w:t>
+      </w:r>
+    </w:p>
+    <w:p>
+      <w:pPr>
+        <w:bidi w:val="1"/>
+        <w:jc w:val="right"/>
+      </w:pPr>
+      <w:r>
+        <w:t>تتيح للمستخدم تخصيص تجربته وإدارة أصوله:</w:t>
+      </w:r>
+    </w:p>
+    <w:p>
+      <w:pPr>
+        <w:bidi w:val="1"/>
+        <w:jc w:val="right"/>
+      </w:pPr>
+      <w:r>
+        <w:t>• إضافة النطاقات وتوثيقها: واجهة لإضافة المواقع المراد فحصها مع إمكانية التحقق من الملكية (Ownership Verification) لضمان شرعية العمليات.</w:t>
+      </w:r>
+    </w:p>
+    <w:p>
+      <w:pPr>
+        <w:bidi w:val="1"/>
+        <w:jc w:val="right"/>
+      </w:pPr>
+      <w:r>
+        <w:t>• التخصيص البصري: التحكم في سمة الواجهة (Dark/Light Mode) بما يتناسب مع تفضيلات المستخدم.</w:t>
       </w:r>
     </w:p>
     <w:p>
